--- a/assets/docs/resume/resume-legal.docx
+++ b/assets/docs/resume/resume-legal.docx
@@ -93,7 +93,7 @@
         </w:rPr>
         <w:t xml:space="preserve"> </w:t>
       </w:r>
-      <w:hyperlink w:history="1" r:id="rId2iqieqovifbyk5dhgpy48">
+      <w:hyperlink w:history="1" r:id="rIdljbfy2qkpqph7u6n8ok5r">
         <w:r>
           <w:rPr>
             <w:rFonts w:ascii="Times New Roman" w:cs="Times New Roman" w:eastAsia="Times New Roman" w:hAnsi="Times New Roman"/>
@@ -160,7 +160,7 @@
         </w:rPr>
         <w:t xml:space="preserve"> </w:t>
       </w:r>
-      <w:hyperlink w:history="1" r:id="rIdk8cby6yzjxp88h31rof2-">
+      <w:hyperlink w:history="1" r:id="rIdoq_hjvcx9c2rhtrafrbkk">
         <w:r>
           <w:rPr>
             <w:rFonts w:ascii="Times New Roman" w:cs="Times New Roman" w:eastAsia="Times New Roman" w:hAnsi="Times New Roman"/>
@@ -227,7 +227,7 @@
         </w:rPr>
         <w:t xml:space="preserve"> </w:t>
       </w:r>
-      <w:hyperlink w:history="1" r:id="rIdrjvh4oswpsolmlnzr6fve">
+      <w:hyperlink w:history="1" r:id="rIdycfvv4-zkxzshonuvszk9">
         <w:r>
           <w:rPr>
             <w:rFonts w:ascii="Times New Roman" w:cs="Times New Roman" w:eastAsia="Times New Roman" w:hAnsi="Times New Roman"/>
@@ -267,7 +267,7 @@
           <w:sz w:val="18"/>
           <w:szCs w:val="18"/>
         </w:rPr>
-        <w:t xml:space="preserve">Self-taught software engineer and AI-native builder, Rust-first with a C, C++, and Assembly foundation. I build systems whose guarantees can be checked: Ed25519-signed, hash-chained exports with an independent verifier; on-device speech-to-text where audio never leaves the machine; Postgres row-level security for a nonprofit client. I ship end-to-end, solo and on small teams, with Claude Code. Inaugural cohort, Pursuit AI‑Native Builder.</w:t>
+        <w:t xml:space="preserve">Self-taught software engineer and AI-native builder, Rust-first with a C, C++, and Assembly foundation. I build systems whose guarantees can be checked: Ed25519-signed, hash-chained exports with an independent verifier; on-device speech-to-text where audio never leaves the machine; Postgres row-level security for a nonprofit client. I ship end-to-end, solo and on small teams, with Claude Code. Inaugural cohort, Pursuit AI-Native Builder.</w:t>
       </w:r>
     </w:p>
     <w:p>
@@ -411,7 +411,7 @@
           <w:sz w:val="18"/>
           <w:szCs w:val="18"/>
         </w:rPr>
-        <w:t xml:space="preserve">As repo admin, authored 150 of the team’s 189 merged PRs, enforced branch protection and gitleaks secret scanning, and built a local CI fast lane that kept full checks on every PR after GitHub Actions minutes ran out</w:t>
+        <w:t xml:space="preserve">As repo admin, authored 150 of the team's 189 merged PRs, enforced branch protection and gitleaks secret scanning, and built a local CI fast lane that kept full checks on every PR after GitHub Actions minutes ran out</w:t>
       </w:r>
     </w:p>
     <w:p>
@@ -797,14 +797,14 @@
         </w:rPr>
         <w:t xml:space="preserve">	</w:t>
       </w:r>
-      <w:hyperlink w:history="1" r:id="rIddo1fx310xvnyxy2jbuyly">
+      <w:hyperlink w:history="1" r:id="rIdlwp7vwl-chqzfryo0fhft">
         <w:r>
           <w:drawing>
             <wp:inline distT="0" distB="0" distL="0" distR="0">
               <wp:extent cx="101575" cy="101575"/>
               <wp:effectExtent t="0" r="0" b="0" l="0"/>
               <wp:docPr id="10" name="GitHub" descr="GitHub" title="GitHub">
-                <a:hlinkClick xmlns:a="http://schemas.openxmlformats.org/drawingml/2006/main" r:id="rIddo1fx310xvnyxy2jbuyly"/>
+                <a:hlinkClick xmlns:a="http://schemas.openxmlformats.org/drawingml/2006/main" r:id="rIdlwp7vwl-chqzfryo0fhft"/>
               </wp:docPr>
               <wp:cNvGraphicFramePr>
                 <a:graphicFrameLocks xmlns:a="http://schemas.openxmlformats.org/drawingml/2006/main" noChangeAspect="1"/>
@@ -814,7 +814,7 @@
                   <pic:pic xmlns:pic="http://schemas.openxmlformats.org/drawingml/2006/picture">
                     <pic:nvPicPr>
                       <pic:cNvPr id="0" name="" descr="">
-                        <a:hlinkClick r:id="rIddo1fx310xvnyxy2jbuyly"/>
+                        <a:hlinkClick r:id="rIdlwp7vwl-chqzfryo0fhft"/>
                       </pic:cNvPr>
                       <pic:cNvPicPr>
                         <a:picLocks noChangeAspect="1" noChangeArrowheads="1"/>
@@ -877,7 +877,7 @@
           <w:sz w:val="18"/>
           <w:szCs w:val="18"/>
         </w:rPr>
-        <w:t xml:space="preserve">Wrote an independent Python verifier and found a forgery path: a rewritten chain re-signed with a forger’s own key verified as intact. Closed it by publishing the signing key at a stable endpoint</w:t>
+        <w:t xml:space="preserve">Wrote an independent Python verifier and found a forgery path: a rewritten chain re-signed with a forger's own key verified as intact. Closed it by publishing the signing key at a stable endpoint</w:t>
       </w:r>
     </w:p>
     <w:p>
@@ -959,14 +959,14 @@
         </w:rPr>
         <w:t xml:space="preserve">	</w:t>
       </w:r>
-      <w:hyperlink w:history="1" r:id="rIdxifvokpih3hgjiydru0jq">
+      <w:hyperlink w:history="1" r:id="rId2osv80iqvoolp9cmcu-dm">
         <w:r>
           <w:drawing>
             <wp:inline distT="0" distB="0" distL="0" distR="0">
               <wp:extent cx="101575" cy="101575"/>
               <wp:effectExtent t="0" r="0" b="0" l="0"/>
               <wp:docPr id="11" name="GitHub" descr="GitHub" title="GitHub">
-                <a:hlinkClick xmlns:a="http://schemas.openxmlformats.org/drawingml/2006/main" r:id="rIdxifvokpih3hgjiydru0jq"/>
+                <a:hlinkClick xmlns:a="http://schemas.openxmlformats.org/drawingml/2006/main" r:id="rId2osv80iqvoolp9cmcu-dm"/>
               </wp:docPr>
               <wp:cNvGraphicFramePr>
                 <a:graphicFrameLocks xmlns:a="http://schemas.openxmlformats.org/drawingml/2006/main" noChangeAspect="1"/>
@@ -976,7 +976,7 @@
                   <pic:pic xmlns:pic="http://schemas.openxmlformats.org/drawingml/2006/picture">
                     <pic:nvPicPr>
                       <pic:cNvPr id="0" name="" descr="">
-                        <a:hlinkClick r:id="rIdxifvokpih3hgjiydru0jq"/>
+                        <a:hlinkClick r:id="rId2osv80iqvoolp9cmcu-dm"/>
                       </pic:cNvPr>
                       <pic:cNvPicPr>
                         <a:picLocks noChangeAspect="1" noChangeArrowheads="1"/>
@@ -1103,14 +1103,14 @@
         </w:rPr>
         <w:t xml:space="preserve">	</w:t>
       </w:r>
-      <w:hyperlink w:history="1" r:id="rIdzhgsshefzogxajmlxhpks">
+      <w:hyperlink w:history="1" r:id="rId349ewd96d1so5pyglf23m">
         <w:r>
           <w:drawing>
             <wp:inline distT="0" distB="0" distL="0" distR="0">
               <wp:extent cx="101575" cy="101575"/>
               <wp:effectExtent t="0" r="0" b="0" l="0"/>
               <wp:docPr id="12" name="GitHub" descr="GitHub" title="GitHub">
-                <a:hlinkClick xmlns:a="http://schemas.openxmlformats.org/drawingml/2006/main" r:id="rIdzhgsshefzogxajmlxhpks"/>
+                <a:hlinkClick xmlns:a="http://schemas.openxmlformats.org/drawingml/2006/main" r:id="rId349ewd96d1so5pyglf23m"/>
               </wp:docPr>
               <wp:cNvGraphicFramePr>
                 <a:graphicFrameLocks xmlns:a="http://schemas.openxmlformats.org/drawingml/2006/main" noChangeAspect="1"/>
@@ -1120,7 +1120,7 @@
                   <pic:pic xmlns:pic="http://schemas.openxmlformats.org/drawingml/2006/picture">
                     <pic:nvPicPr>
                       <pic:cNvPr id="0" name="" descr="">
-                        <a:hlinkClick r:id="rIdzhgsshefzogxajmlxhpks"/>
+                        <a:hlinkClick r:id="rId349ewd96d1so5pyglf23m"/>
                       </pic:cNvPr>
                       <pic:cNvPicPr>
                         <a:picLocks noChangeAspect="1" noChangeArrowheads="1"/>

--- a/assets/docs/resume/resume-legal.docx
+++ b/assets/docs/resume/resume-legal.docx
@@ -93,7 +93,7 @@
         </w:rPr>
         <w:t xml:space="preserve"> </w:t>
       </w:r>
-      <w:hyperlink w:history="1" r:id="rIdljbfy2qkpqph7u6n8ok5r">
+      <w:hyperlink w:history="1" r:id="rId7rvlayeobdmd9w7z22n1c">
         <w:r>
           <w:rPr>
             <w:rFonts w:ascii="Times New Roman" w:cs="Times New Roman" w:eastAsia="Times New Roman" w:hAnsi="Times New Roman"/>
@@ -160,7 +160,7 @@
         </w:rPr>
         <w:t xml:space="preserve"> </w:t>
       </w:r>
-      <w:hyperlink w:history="1" r:id="rIdoq_hjvcx9c2rhtrafrbkk">
+      <w:hyperlink w:history="1" r:id="rIdswk3g9ydezaib3wvspvoo">
         <w:r>
           <w:rPr>
             <w:rFonts w:ascii="Times New Roman" w:cs="Times New Roman" w:eastAsia="Times New Roman" w:hAnsi="Times New Roman"/>
@@ -227,7 +227,7 @@
         </w:rPr>
         <w:t xml:space="preserve"> </w:t>
       </w:r>
-      <w:hyperlink w:history="1" r:id="rIdycfvv4-zkxzshonuvszk9">
+      <w:hyperlink w:history="1" r:id="rIdjjua-f1-gyzjuoscav1tv">
         <w:r>
           <w:rPr>
             <w:rFonts w:ascii="Times New Roman" w:cs="Times New Roman" w:eastAsia="Times New Roman" w:hAnsi="Times New Roman"/>
@@ -787,7 +787,7 @@
           <w:sz w:val="18"/>
           <w:szCs w:val="18"/>
         </w:rPr>
-        <w:t xml:space="preserve">Building Health Card scored from public NYC data, with an export a stranger can verify offline. Live; 149 tests.</w:t>
+        <w:t xml:space="preserve">Building Health Card scored from public NYC data, with an export a stranger can verify offline. Live; 176 tests.</w:t>
       </w:r>
       <w:r>
         <w:rPr>
@@ -797,14 +797,14 @@
         </w:rPr>
         <w:t xml:space="preserve">	</w:t>
       </w:r>
-      <w:hyperlink w:history="1" r:id="rIdlwp7vwl-chqzfryo0fhft">
+      <w:hyperlink w:history="1" r:id="rIdbnjl0c_xw6mfr5pykquly">
         <w:r>
           <w:drawing>
             <wp:inline distT="0" distB="0" distL="0" distR="0">
               <wp:extent cx="101575" cy="101575"/>
               <wp:effectExtent t="0" r="0" b="0" l="0"/>
               <wp:docPr id="10" name="GitHub" descr="GitHub" title="GitHub">
-                <a:hlinkClick xmlns:a="http://schemas.openxmlformats.org/drawingml/2006/main" r:id="rIdlwp7vwl-chqzfryo0fhft"/>
+                <a:hlinkClick xmlns:a="http://schemas.openxmlformats.org/drawingml/2006/main" r:id="rIdbnjl0c_xw6mfr5pykquly"/>
               </wp:docPr>
               <wp:cNvGraphicFramePr>
                 <a:graphicFrameLocks xmlns:a="http://schemas.openxmlformats.org/drawingml/2006/main" noChangeAspect="1"/>
@@ -814,7 +814,7 @@
                   <pic:pic xmlns:pic="http://schemas.openxmlformats.org/drawingml/2006/picture">
                     <pic:nvPicPr>
                       <pic:cNvPr id="0" name="" descr="">
-                        <a:hlinkClick r:id="rIdlwp7vwl-chqzfryo0fhft"/>
+                        <a:hlinkClick r:id="rIdbnjl0c_xw6mfr5pykquly"/>
                       </pic:cNvPr>
                       <pic:cNvPicPr>
                         <a:picLocks noChangeAspect="1" noChangeArrowheads="1"/>
@@ -959,14 +959,14 @@
         </w:rPr>
         <w:t xml:space="preserve">	</w:t>
       </w:r>
-      <w:hyperlink w:history="1" r:id="rId2osv80iqvoolp9cmcu-dm">
+      <w:hyperlink w:history="1" r:id="rIdyj7dgrx4zqx6omu1azav3">
         <w:r>
           <w:drawing>
             <wp:inline distT="0" distB="0" distL="0" distR="0">
               <wp:extent cx="101575" cy="101575"/>
               <wp:effectExtent t="0" r="0" b="0" l="0"/>
               <wp:docPr id="11" name="GitHub" descr="GitHub" title="GitHub">
-                <a:hlinkClick xmlns:a="http://schemas.openxmlformats.org/drawingml/2006/main" r:id="rId2osv80iqvoolp9cmcu-dm"/>
+                <a:hlinkClick xmlns:a="http://schemas.openxmlformats.org/drawingml/2006/main" r:id="rIdyj7dgrx4zqx6omu1azav3"/>
               </wp:docPr>
               <wp:cNvGraphicFramePr>
                 <a:graphicFrameLocks xmlns:a="http://schemas.openxmlformats.org/drawingml/2006/main" noChangeAspect="1"/>
@@ -976,7 +976,7 @@
                   <pic:pic xmlns:pic="http://schemas.openxmlformats.org/drawingml/2006/picture">
                     <pic:nvPicPr>
                       <pic:cNvPr id="0" name="" descr="">
-                        <a:hlinkClick r:id="rId2osv80iqvoolp9cmcu-dm"/>
+                        <a:hlinkClick r:id="rIdyj7dgrx4zqx6omu1azav3"/>
                       </pic:cNvPr>
                       <pic:cNvPicPr>
                         <a:picLocks noChangeAspect="1" noChangeArrowheads="1"/>
@@ -1103,14 +1103,14 @@
         </w:rPr>
         <w:t xml:space="preserve">	</w:t>
       </w:r>
-      <w:hyperlink w:history="1" r:id="rId349ewd96d1so5pyglf23m">
+      <w:hyperlink w:history="1" r:id="rIda4xomugiusorvsc4zxpu5">
         <w:r>
           <w:drawing>
             <wp:inline distT="0" distB="0" distL="0" distR="0">
               <wp:extent cx="101575" cy="101575"/>
               <wp:effectExtent t="0" r="0" b="0" l="0"/>
               <wp:docPr id="12" name="GitHub" descr="GitHub" title="GitHub">
-                <a:hlinkClick xmlns:a="http://schemas.openxmlformats.org/drawingml/2006/main" r:id="rId349ewd96d1so5pyglf23m"/>
+                <a:hlinkClick xmlns:a="http://schemas.openxmlformats.org/drawingml/2006/main" r:id="rIda4xomugiusorvsc4zxpu5"/>
               </wp:docPr>
               <wp:cNvGraphicFramePr>
                 <a:graphicFrameLocks xmlns:a="http://schemas.openxmlformats.org/drawingml/2006/main" noChangeAspect="1"/>
@@ -1120,7 +1120,7 @@
                   <pic:pic xmlns:pic="http://schemas.openxmlformats.org/drawingml/2006/picture">
                     <pic:nvPicPr>
                       <pic:cNvPr id="0" name="" descr="">
-                        <a:hlinkClick r:id="rId349ewd96d1so5pyglf23m"/>
+                        <a:hlinkClick r:id="rIda4xomugiusorvsc4zxpu5"/>
                       </pic:cNvPr>
                       <pic:cNvPicPr>
                         <a:picLocks noChangeAspect="1" noChangeArrowheads="1"/>
